--- a/AuraDB_Knowledge_Graph_Report.docx
+++ b/AuraDB_Knowledge_Graph_Report.docx
@@ -81,11 +81,6 @@
       </w:pPr>
     </w:p>
     <w:p>
-      <w:pPr>
-        <w:rPr>
-          <w:lang w:val="en-US"/>
-        </w:rPr>
-      </w:pPr>
       <w:r>
         <w:rPr>
           <w:b/>
@@ -113,6 +108,13 @@
     <w:p>
       <w:pPr>
         <w:rPr>
+          <w:lang w:val="en-US"/>
+        </w:rPr>
+      </w:pPr>
+    </w:p>
+    <w:p>
+      <w:pPr>
+        <w:rPr>
           <w:b/>
           <w:bCs/>
         </w:rPr>
@@ -128,7 +130,7 @@
     <w:p>
       <w:proofErr w:type="spellStart"/>
       <w:r>
-        <w:t>StudyProgram</w:t>
+        <w:t>StudyCourse</w:t>
       </w:r>
       <w:proofErr w:type="spellEnd"/>
     </w:p>
@@ -139,7 +141,7 @@
     </w:p>
     <w:p>
       <w:r>
-        <w:t>HAS_COURSE</w:t>
+        <w:t>HAS_TOPIC</w:t>
       </w:r>
     </w:p>
     <w:p>
@@ -150,32 +152,11 @@
     <w:p>
       <w:proofErr w:type="spellStart"/>
       <w:r>
-        <w:t>StudyCourse</w:t>
+        <w:t>CourseTopic</w:t>
       </w:r>
       <w:proofErr w:type="spellEnd"/>
     </w:p>
-    <w:p>
-      <w:r>
-        <w:t>    |</w:t>
-      </w:r>
-    </w:p>
-    <w:p>
-      <w:r>
-        <w:t>HAS_TOPIC</w:t>
-      </w:r>
-    </w:p>
-    <w:p>
-      <w:r>
-        <w:t>    |</w:t>
-      </w:r>
-    </w:p>
-    <w:p>
-      <w:proofErr w:type="spellStart"/>
-      <w:r>
-        <w:t>CourseTopic</w:t>
-      </w:r>
-      <w:proofErr w:type="spellEnd"/>
-    </w:p>
+    <w:p/>
     <w:p>
       <w:pPr>
         <w:rPr>
@@ -197,7 +178,7 @@
       </w:r>
       <w:proofErr w:type="spellStart"/>
       <w:r>
-        <w:t>StudyProgram</w:t>
+        <w:t>StudyCourse</w:t>
       </w:r>
       <w:proofErr w:type="spellEnd"/>
     </w:p>
@@ -207,20 +188,11 @@
       </w:r>
       <w:proofErr w:type="spellStart"/>
       <w:r>
-        <w:t>StudyCourse</w:t>
+        <w:t>CourseTopic</w:t>
       </w:r>
       <w:proofErr w:type="spellEnd"/>
     </w:p>
-    <w:p>
-      <w:r>
-        <w:t xml:space="preserve">- </w:t>
-      </w:r>
-      <w:proofErr w:type="spellStart"/>
-      <w:r>
-        <w:t>CourseTopic</w:t>
-      </w:r>
-      <w:proofErr w:type="spellEnd"/>
-    </w:p>
+    <w:p/>
     <w:p>
       <w:pPr>
         <w:rPr>
@@ -253,12 +225,31 @@
           <w:b/>
           <w:bCs/>
         </w:rPr>
+        <w:br w:type="page"/>
+      </w:r>
+    </w:p>
+    <w:p>
+      <w:pPr>
+        <w:rPr>
+          <w:b/>
+          <w:bCs/>
+        </w:rPr>
+      </w:pPr>
+      <w:r>
+        <w:rPr>
+          <w:b/>
+          <w:bCs/>
+        </w:rPr>
+        <w:lastRenderedPageBreak/>
         <w:t>Queries:</w:t>
       </w:r>
     </w:p>
     <w:p>
       <w:r>
-        <w:t>1.</w:t>
+        <w:t>1</w:t>
+      </w:r>
+      <w:r>
+        <w:t>.</w:t>
       </w:r>
     </w:p>
     <w:p>
@@ -268,7 +259,7 @@
       <w:proofErr w:type="spellStart"/>
       <w:proofErr w:type="gramStart"/>
       <w:r>
-        <w:t>p:StudyProgram</w:t>
+        <w:t>c:StudyCourse</w:t>
       </w:r>
       <w:proofErr w:type="spellEnd"/>
       <w:proofErr w:type="gramEnd"/>
@@ -283,107 +274,25 @@
       <w:proofErr w:type="spellStart"/>
       <w:proofErr w:type="gramStart"/>
       <w:r>
-        <w:t>p.program</w:t>
-      </w:r>
-      <w:proofErr w:type="gramEnd"/>
-      <w:r>
-        <w:t>_id</w:t>
-      </w:r>
-      <w:proofErr w:type="spellEnd"/>
-      <w:r>
-        <w:t xml:space="preserve">, </w:t>
-      </w:r>
-      <w:proofErr w:type="spellStart"/>
-      <w:proofErr w:type="gramStart"/>
-      <w:r>
-        <w:t>p.title</w:t>
+        <w:t>c.title</w:t>
       </w:r>
       <w:proofErr w:type="spellEnd"/>
       <w:proofErr w:type="gramEnd"/>
     </w:p>
     <w:p>
       <w:r>
-        <w:lastRenderedPageBreak/>
+        <w:t>LIMIT 10</w:t>
+      </w:r>
+    </w:p>
+    <w:p>
+      <w:r>
+        <w:rPr>
+          <w:noProof/>
+        </w:rPr>
         <w:drawing>
-          <wp:inline distT="0" distB="0" distL="0" distR="0" wp14:anchorId="38B3F02F" wp14:editId="63FFB916">
-            <wp:extent cx="5731510" cy="1903095"/>
-            <wp:effectExtent l="0" t="0" r="2540" b="1905"/>
-            <wp:docPr id="998601515" name="Picture 1"/>
-            <wp:cNvGraphicFramePr>
-              <a:graphicFrameLocks xmlns:a="http://schemas.openxmlformats.org/drawingml/2006/main" noChangeAspect="1"/>
-            </wp:cNvGraphicFramePr>
-            <a:graphic xmlns:a="http://schemas.openxmlformats.org/drawingml/2006/main">
-              <a:graphicData uri="http://schemas.openxmlformats.org/drawingml/2006/picture">
-                <pic:pic xmlns:pic="http://schemas.openxmlformats.org/drawingml/2006/picture">
-                  <pic:nvPicPr>
-                    <pic:cNvPr id="998601515" name=""/>
-                    <pic:cNvPicPr/>
-                  </pic:nvPicPr>
-                  <pic:blipFill>
-                    <a:blip r:embed="rId5"/>
-                    <a:stretch>
-                      <a:fillRect/>
-                    </a:stretch>
-                  </pic:blipFill>
-                  <pic:spPr>
-                    <a:xfrm>
-                      <a:off x="0" y="0"/>
-                      <a:ext cx="5731510" cy="1903095"/>
-                    </a:xfrm>
-                    <a:prstGeom prst="rect">
-                      <a:avLst/>
-                    </a:prstGeom>
-                  </pic:spPr>
-                </pic:pic>
-              </a:graphicData>
-            </a:graphic>
-          </wp:inline>
-        </w:drawing>
-      </w:r>
-    </w:p>
-    <w:p>
-      <w:r>
-        <w:t>2.</w:t>
-      </w:r>
-    </w:p>
-    <w:p>
-      <w:r>
-        <w:t>MATCH (</w:t>
-      </w:r>
-      <w:proofErr w:type="spellStart"/>
-      <w:proofErr w:type="gramStart"/>
-      <w:r>
-        <w:t>c:StudyCourse</w:t>
-      </w:r>
-      <w:proofErr w:type="spellEnd"/>
-      <w:proofErr w:type="gramEnd"/>
-      <w:r>
-        <w:t>)</w:t>
-      </w:r>
-    </w:p>
-    <w:p>
-      <w:r>
-        <w:t xml:space="preserve">RETURN </w:t>
-      </w:r>
-      <w:proofErr w:type="spellStart"/>
-      <w:proofErr w:type="gramStart"/>
-      <w:r>
-        <w:t>c.title</w:t>
-      </w:r>
-      <w:proofErr w:type="spellEnd"/>
-      <w:proofErr w:type="gramEnd"/>
-    </w:p>
-    <w:p>
-      <w:r>
-        <w:t>LIMIT 10</w:t>
-      </w:r>
-    </w:p>
-    <w:p>
-      <w:r>
-        <w:drawing>
-          <wp:inline distT="0" distB="0" distL="0" distR="0" wp14:anchorId="0F6EC273" wp14:editId="2693544E">
-            <wp:extent cx="5731510" cy="3844290"/>
-            <wp:effectExtent l="0" t="0" r="2540" b="3810"/>
+          <wp:inline distT="0" distB="0" distL="0" distR="0" wp14:anchorId="0F6EC273" wp14:editId="70927A7E">
+            <wp:extent cx="5491697" cy="2908300"/>
+            <wp:effectExtent l="0" t="0" r="0" b="6350"/>
             <wp:docPr id="1969645371" name="Picture 1"/>
             <wp:cNvGraphicFramePr>
               <a:graphicFrameLocks xmlns:a="http://schemas.openxmlformats.org/drawingml/2006/main" noChangeAspect="1"/>
@@ -396,7 +305,7 @@
                     <pic:cNvPicPr/>
                   </pic:nvPicPr>
                   <pic:blipFill>
-                    <a:blip r:embed="rId6"/>
+                    <a:blip r:embed="rId5"/>
                     <a:stretch>
                       <a:fillRect/>
                     </a:stretch>
@@ -404,7 +313,7 @@
                   <pic:spPr>
                     <a:xfrm>
                       <a:off x="0" y="0"/>
-                      <a:ext cx="5731510" cy="3844290"/>
+                      <a:ext cx="5508035" cy="2916952"/>
                     </a:xfrm>
                     <a:prstGeom prst="rect">
                       <a:avLst/>
@@ -419,7 +328,10 @@
     </w:p>
     <w:p>
       <w:r>
-        <w:t>3.</w:t>
+        <w:t>2</w:t>
+      </w:r>
+      <w:r>
+        <w:t>.</w:t>
       </w:r>
     </w:p>
     <w:p>
@@ -487,11 +399,13 @@
     </w:p>
     <w:p>
       <w:r>
-        <w:lastRenderedPageBreak/>
+        <w:rPr>
+          <w:noProof/>
+        </w:rPr>
         <w:drawing>
-          <wp:inline distT="0" distB="0" distL="0" distR="0" wp14:anchorId="7AF96318" wp14:editId="58ADB1BB">
-            <wp:extent cx="5731510" cy="3838575"/>
-            <wp:effectExtent l="0" t="0" r="2540" b="9525"/>
+          <wp:inline distT="0" distB="0" distL="0" distR="0" wp14:anchorId="7AF96318" wp14:editId="2DA17516">
+            <wp:extent cx="5731510" cy="2914650"/>
+            <wp:effectExtent l="0" t="0" r="2540" b="0"/>
             <wp:docPr id="1184541105" name="Picture 1"/>
             <wp:cNvGraphicFramePr>
               <a:graphicFrameLocks xmlns:a="http://schemas.openxmlformats.org/drawingml/2006/main" noChangeAspect="1"/>
@@ -504,7 +418,7 @@
                     <pic:cNvPicPr/>
                   </pic:nvPicPr>
                   <pic:blipFill>
-                    <a:blip r:embed="rId7"/>
+                    <a:blip r:embed="rId6"/>
                     <a:stretch>
                       <a:fillRect/>
                     </a:stretch>
@@ -512,7 +426,7 @@
                   <pic:spPr>
                     <a:xfrm>
                       <a:off x="0" y="0"/>
-                      <a:ext cx="5731510" cy="3838575"/>
+                      <a:ext cx="5731510" cy="2914650"/>
                     </a:xfrm>
                     <a:prstGeom prst="rect">
                       <a:avLst/>
@@ -527,7 +441,11 @@
     </w:p>
     <w:p>
       <w:r>
-        <w:t>4.</w:t>
+        <w:lastRenderedPageBreak/>
+        <w:t>3</w:t>
+      </w:r>
+      <w:r>
+        <w:t>.</w:t>
       </w:r>
     </w:p>
     <w:p>
@@ -577,11 +495,17 @@
       </w:r>
     </w:p>
     <w:p>
-      <w:r>
+      <w:pPr>
+        <w:ind w:left="-426"/>
+      </w:pPr>
+      <w:r>
+        <w:rPr>
+          <w:noProof/>
+        </w:rPr>
         <w:drawing>
-          <wp:inline distT="0" distB="0" distL="0" distR="0" wp14:anchorId="64E61B8E" wp14:editId="2E7BED52">
-            <wp:extent cx="5731510" cy="2607945"/>
-            <wp:effectExtent l="0" t="0" r="2540" b="1905"/>
+          <wp:inline distT="0" distB="0" distL="0" distR="0" wp14:anchorId="64E61B8E" wp14:editId="4BA78382">
+            <wp:extent cx="6642802" cy="3022600"/>
+            <wp:effectExtent l="0" t="0" r="5715" b="6350"/>
             <wp:docPr id="1043778297" name="Picture 1"/>
             <wp:cNvGraphicFramePr>
               <a:graphicFrameLocks xmlns:a="http://schemas.openxmlformats.org/drawingml/2006/main" noChangeAspect="1"/>
@@ -594,6 +518,124 @@
                     <pic:cNvPicPr/>
                   </pic:nvPicPr>
                   <pic:blipFill>
+                    <a:blip r:embed="rId7"/>
+                    <a:stretch>
+                      <a:fillRect/>
+                    </a:stretch>
+                  </pic:blipFill>
+                  <pic:spPr>
+                    <a:xfrm>
+                      <a:off x="0" y="0"/>
+                      <a:ext cx="6645132" cy="3023660"/>
+                    </a:xfrm>
+                    <a:prstGeom prst="rect">
+                      <a:avLst/>
+                    </a:prstGeom>
+                  </pic:spPr>
+                </pic:pic>
+              </a:graphicData>
+            </a:graphic>
+          </wp:inline>
+        </w:drawing>
+      </w:r>
+    </w:p>
+    <w:p>
+      <w:r>
+        <w:t>4.</w:t>
+      </w:r>
+    </w:p>
+    <w:p>
+      <w:r>
+        <w:t>MATCH (</w:t>
+      </w:r>
+      <w:proofErr w:type="spellStart"/>
+      <w:proofErr w:type="gramStart"/>
+      <w:r>
+        <w:t>c:StudyCourse</w:t>
+      </w:r>
+      <w:proofErr w:type="spellEnd"/>
+      <w:proofErr w:type="gramEnd"/>
+      <w:r>
+        <w:t>)-</w:t>
+      </w:r>
+      <w:proofErr w:type="gramStart"/>
+      <w:r>
+        <w:t>[:HAS</w:t>
+      </w:r>
+      <w:proofErr w:type="gramEnd"/>
+      <w:r>
+        <w:t>_TOPIC]-&gt;(</w:t>
+      </w:r>
+      <w:proofErr w:type="spellStart"/>
+      <w:proofErr w:type="gramStart"/>
+      <w:r>
+        <w:t>t:CourseTopic</w:t>
+      </w:r>
+      <w:proofErr w:type="spellEnd"/>
+      <w:proofErr w:type="gramEnd"/>
+      <w:r>
+        <w:t>)</w:t>
+      </w:r>
+    </w:p>
+    <w:p>
+      <w:r>
+        <w:t xml:space="preserve">RETURN </w:t>
+      </w:r>
+      <w:proofErr w:type="spellStart"/>
+      <w:proofErr w:type="gramStart"/>
+      <w:r>
+        <w:t>c.title</w:t>
+      </w:r>
+      <w:proofErr w:type="spellEnd"/>
+      <w:proofErr w:type="gramEnd"/>
+      <w:r>
+        <w:t xml:space="preserve">, COUNT(t) AS </w:t>
+      </w:r>
+      <w:proofErr w:type="spellStart"/>
+      <w:r>
+        <w:t>TopicCount</w:t>
+      </w:r>
+      <w:proofErr w:type="spellEnd"/>
+    </w:p>
+    <w:p>
+      <w:r>
+        <w:t xml:space="preserve">ORDER BY </w:t>
+      </w:r>
+      <w:proofErr w:type="spellStart"/>
+      <w:r>
+        <w:t>TopicCount</w:t>
+      </w:r>
+      <w:proofErr w:type="spellEnd"/>
+      <w:r>
+        <w:t xml:space="preserve"> DESC</w:t>
+      </w:r>
+    </w:p>
+    <w:p>
+      <w:r>
+        <w:t>LIMIT 5</w:t>
+      </w:r>
+    </w:p>
+    <w:p>
+      <w:pPr>
+        <w:ind w:hanging="142"/>
+      </w:pPr>
+      <w:r>
+        <w:drawing>
+          <wp:inline distT="0" distB="0" distL="0" distR="0" wp14:anchorId="18D706F0" wp14:editId="58AE1E9C">
+            <wp:extent cx="6248400" cy="2681552"/>
+            <wp:effectExtent l="0" t="0" r="0" b="5080"/>
+            <wp:docPr id="795894046" name="Picture 1"/>
+            <wp:cNvGraphicFramePr>
+              <a:graphicFrameLocks xmlns:a="http://schemas.openxmlformats.org/drawingml/2006/main" noChangeAspect="1"/>
+            </wp:cNvGraphicFramePr>
+            <a:graphic xmlns:a="http://schemas.openxmlformats.org/drawingml/2006/main">
+              <a:graphicData uri="http://schemas.openxmlformats.org/drawingml/2006/picture">
+                <pic:pic xmlns:pic="http://schemas.openxmlformats.org/drawingml/2006/picture">
+                  <pic:nvPicPr>
+                    <pic:cNvPr id="795894046" name=""/>
+                    <pic:cNvPicPr/>
+                  </pic:nvPicPr>
+                  <pic:blipFill>
                     <a:blip r:embed="rId8"/>
                     <a:stretch>
                       <a:fillRect/>
@@ -602,7 +644,7 @@
                   <pic:spPr>
                     <a:xfrm>
                       <a:off x="0" y="0"/>
-                      <a:ext cx="5731510" cy="2607945"/>
+                      <a:ext cx="6262575" cy="2687635"/>
                     </a:xfrm>
                     <a:prstGeom prst="rect">
                       <a:avLst/>
